--- a/courts/first-circuit/new-hampshire/state/supreme-court/motion-brief/usage/OUTPUT-motion-brief.docx
+++ b/courts/first-circuit/new-hampshire/state/supreme-court/motion-brief/usage/OUTPUT-motion-brief.docx
@@ -3141,6 +3141,7 @@
     <w:unhideWhenUsed/>
     <w:qFormat/>
     <w:pPr>
+      <w:keepLines/>
       <w:spacing w:before="0" w:after="150" w:line="299" w:lineRule="exact"/>
     </w:pPr>
     <w:rPr>
@@ -3391,6 +3392,33 @@
     <w:pPr>
       <w:spacing w:before="0" w:after="0" w:line="299" w:lineRule="exact"/>
       <w:ind w:left="1296" w:hanging="432"/>
+    </w:pPr>
+  </w:style>
+  <w:style w:type="paragraph" w:customStyle="1" w:styleId="XdQuoteList1">
+    <w:name w:val="Xd Quote List 1"/>
+    <w:basedOn w:val="Normal"/>
+    <w:qFormat/>
+    <w:pPr>
+      <w:spacing w:before="0" w:after="0" w:line="449" w:lineRule="exact"/>
+      <w:ind w:left="1152" w:right="720" w:hanging="432"/>
+    </w:pPr>
+  </w:style>
+  <w:style w:type="paragraph" w:customStyle="1" w:styleId="XdQuoteList2">
+    <w:name w:val="Xd Quote List 2"/>
+    <w:basedOn w:val="Normal"/>
+    <w:qFormat/>
+    <w:pPr>
+      <w:spacing w:before="0" w:after="0" w:line="449" w:lineRule="exact"/>
+      <w:ind w:left="1584" w:right="720" w:hanging="432"/>
+    </w:pPr>
+  </w:style>
+  <w:style w:type="paragraph" w:customStyle="1" w:styleId="XdQuoteList3">
+    <w:name w:val="Xd Quote List 3"/>
+    <w:basedOn w:val="Normal"/>
+    <w:qFormat/>
+    <w:pPr>
+      <w:spacing w:before="0" w:after="0" w:line="449" w:lineRule="exact"/>
+      <w:ind w:left="2016" w:right="720" w:hanging="432"/>
     </w:pPr>
   </w:style>
   <w:style w:type="paragraph" w:customStyle="1" w:styleId="XdList1">

--- a/courts/first-circuit/new-hampshire/state/supreme-court/motion-brief/usage/OUTPUT-motion-brief.docx
+++ b/courts/first-circuit/new-hampshire/state/supreme-court/motion-brief/usage/OUTPUT-motion-brief.docx
@@ -99,9 +99,7 @@
         <w:t xml:space="preserve"> </w:t>
       </w:r>
       <w:r>
-        <w:t xml:space="preserve">2022</w:t>
-        <w:noBreakHyphen/>
-        <w:t xml:space="preserve">0249</w:t>
+        <w:t xml:space="preserve">2022-⁠0249</w:t>
       </w:r>
     </w:p>
     <w:p>
@@ -445,11 +443,7 @@
               <w:jc w:val="left"/>
             </w:pPr>
             <w:r>
-              <w:t xml:space="preserve">603</w:t>
-              <w:noBreakHyphen/>
-              <w:t xml:space="preserve">516</w:t>
-              <w:noBreakHyphen/>
-              <w:t xml:space="preserve">6520</w:t>
+              <w:t xml:space="preserve">603-⁠516-⁠6520</w:t>
             </w:r>
           </w:p>
           <w:p>
@@ -599,11 +593,7 @@
               <w:jc w:val="left"/>
             </w:pPr>
             <w:r>
-              <w:t xml:space="preserve">603</w:t>
-              <w:noBreakHyphen/>
-              <w:t xml:space="preserve">516</w:t>
-              <w:noBreakHyphen/>
-              <w:t xml:space="preserve">6520</w:t>
+              <w:t xml:space="preserve">603-⁠516-⁠6520</w:t>
             </w:r>
           </w:p>
           <w:p>
@@ -777,11 +767,7 @@
               <w:jc w:val="left"/>
             </w:pPr>
             <w:r>
-              <w:t xml:space="preserve">603</w:t>
-              <w:noBreakHyphen/>
-              <w:t xml:space="preserve">294</w:t>
-              <w:noBreakHyphen/>
-              <w:t xml:space="preserve">1591</w:t>
+              <w:t xml:space="preserve">603-⁠294-⁠1591</w:t>
             </w:r>
           </w:p>
           <w:p>
@@ -2025,11 +2011,7 @@
               <w:jc w:val="left"/>
             </w:pPr>
             <w:r>
-              <w:t xml:space="preserve">603</w:t>
-              <w:noBreakHyphen/>
-              <w:t xml:space="preserve">516</w:t>
-              <w:noBreakHyphen/>
-              <w:t xml:space="preserve">6520</w:t>
+              <w:t xml:space="preserve">603-⁠516-⁠6520</w:t>
             </w:r>
           </w:p>
           <w:p>
@@ -3142,7 +3124,7 @@
     <w:qFormat/>
     <w:pPr>
       <w:keepLines/>
-      <w:spacing w:before="0" w:after="150" w:line="299" w:lineRule="exact"/>
+      <w:spacing w:before="33" w:after="150" w:line="299" w:lineRule="exact"/>
     </w:pPr>
     <w:rPr>
       <w:sz w:val="26"/>
